--- a/docx_resources/Вечірня-Утреня/В,У - Пісна Тріодь/тиждень-4/4-6-ВУ.docx
+++ b/docx_resources/Вечірня-Утреня/В,У - Пісна Тріодь/тиждень-4/4-6-ВУ.docx
@@ -104,7 +104,7 @@
           <w:sz w:val="24"/>
           <w:szCs w:val="24"/>
         </w:rPr>
-        <w:t>Священик:</w:t>
+        <w:t>Священник:</w:t>
       </w:r>
       <w:r>
         <w:rPr>
@@ -7546,7 +7546,23 @@
           <w:sz w:val="24"/>
           <w:u w:val="single"/>
         </w:rPr>
-        <w:t>[Господи щедрий і милосердний, довготерпеливий і многомилостивий! Вислухай молитви наші і зверни увагу на голос моління нашого і яви нам знак милости Твоєї, наведи нас на дорогу Твою, щоб ходили ми в Твоїй правді. Звесели серця наші, щоб ми боялись імення Твого святого, бо Ти великий і твориш чуда; Ти Бог єдиний і немає подібного Тобі між богами, Господи. Ти сильний у милості і добрий у силі, аби допомагати й утішати, і спасати всіх, хто на ім'я Твоє святе уповає.]</w:t>
+        <w:t>[Господи щедрий і милосердний, дов</w:t>
+      </w:r>
+      <w:r>
+        <w:rPr>
+          <w:rFonts w:ascii="Times New Roman" w:hAnsi="Times New Roman"/>
+          <w:sz w:val="24"/>
+          <w:u w:val="single"/>
+        </w:rPr>
+        <w:t>готерпеливий і многомилостивий! Вислухай молитви наші і зверни увагу на голос моління нашого і яви нам знак милости Твоєї, наведи нас на дорогу Твою, щоб ходили ми в Твоїй правді. Звесели серця наші, щоб ми боялись імення Твого святого, бо Ти великий і тво</w:t>
+      </w:r>
+      <w:r>
+        <w:rPr>
+          <w:rFonts w:ascii="Times New Roman" w:hAnsi="Times New Roman"/>
+          <w:sz w:val="24"/>
+          <w:u w:val="single"/>
+        </w:rPr>
+        <w:t>риш чуда; Ти Бог єдиний і немає подібного Тобі між богами, Господи. Ти сильний у милості і добрий у силі, аби допомагати й утішати, і спасати всіх, хто на ім'я Твоє святе уповає.]</w:t>
       </w:r>
     </w:p>
     <w:p>
@@ -8693,7 +8709,7 @@
           <w:sz w:val="24"/>
           <w:szCs w:val="24"/>
         </w:rPr>
-        <w:t>Священик:</w:t>
+        <w:t>Священник:</w:t>
       </w:r>
       <w:r>
         <w:rPr>
@@ -9770,7 +9786,7 @@
           <w:color w:val="FF0000"/>
           <w:sz w:val="24"/>
         </w:rPr>
-        <w:t>Священик:</w:t>
+        <w:t>Священник:</w:t>
       </w:r>
       <w:r>
         <w:rPr>
@@ -9845,7 +9861,7 @@
           <w:sz w:val="24"/>
           <w:szCs w:val="24"/>
         </w:rPr>
-        <w:t>Священик:</w:t>
+        <w:t>Священник:</w:t>
       </w:r>
       <w:r>
         <w:rPr>
@@ -9978,7 +9994,7 @@
           <w:sz w:val="24"/>
           <w:szCs w:val="24"/>
         </w:rPr>
-        <w:t>Священик читає тихо</w:t>
+        <w:t>Священник читає тихо</w:t>
       </w:r>
       <w:r>
         <w:rPr>
@@ -10009,7 +10025,7 @@
           <w:color w:val="FF0000"/>
           <w:sz w:val="24"/>
         </w:rPr>
-        <w:t>Священик:</w:t>
+        <w:t>Священник:</w:t>
       </w:r>
       <w:r>
         <w:rPr>
@@ -10025,7 +10041,7 @@
           <w:color w:val="000000"/>
           <w:sz w:val="24"/>
         </w:rPr>
-        <w:t>Нехай</w:t>
+        <w:t>Нехай буде влада царства Твого благословенна і дуже прославлена: Отця, і Сина, і Святого Духа, нин</w:t>
       </w:r>
       <w:r>
         <w:rPr>
@@ -10033,335 +10049,7 @@
           <w:color w:val="000000"/>
           <w:sz w:val="24"/>
         </w:rPr>
-        <w:t xml:space="preserve"> </w:t>
-      </w:r>
-      <w:r>
-        <w:rPr>
-          <w:rFonts w:ascii="Times New Roman" w:hAnsi="Times New Roman"/>
-          <w:color w:val="000000"/>
-          <w:sz w:val="24"/>
-        </w:rPr>
-        <w:t>буде</w:t>
-      </w:r>
-      <w:r>
-        <w:rPr>
-          <w:rFonts w:ascii="Times New Roman" w:hAnsi="Times New Roman"/>
-          <w:color w:val="000000"/>
-          <w:sz w:val="24"/>
-        </w:rPr>
-        <w:t xml:space="preserve"> </w:t>
-      </w:r>
-      <w:r>
-        <w:rPr>
-          <w:rFonts w:ascii="Times New Roman" w:hAnsi="Times New Roman"/>
-          <w:color w:val="000000"/>
-          <w:sz w:val="24"/>
-        </w:rPr>
-        <w:t>влада</w:t>
-      </w:r>
-      <w:r>
-        <w:rPr>
-          <w:rFonts w:ascii="Times New Roman" w:hAnsi="Times New Roman"/>
-          <w:color w:val="000000"/>
-          <w:sz w:val="24"/>
-        </w:rPr>
-        <w:t xml:space="preserve"> </w:t>
-      </w:r>
-      <w:r>
-        <w:rPr>
-          <w:rFonts w:ascii="Times New Roman" w:hAnsi="Times New Roman"/>
-          <w:color w:val="000000"/>
-          <w:sz w:val="24"/>
-        </w:rPr>
-        <w:t>царства</w:t>
-      </w:r>
-      <w:r>
-        <w:rPr>
-          <w:rFonts w:ascii="Times New Roman" w:hAnsi="Times New Roman"/>
-          <w:color w:val="000000"/>
-          <w:sz w:val="24"/>
-        </w:rPr>
-        <w:t xml:space="preserve"> </w:t>
-      </w:r>
-      <w:r>
-        <w:rPr>
-          <w:rFonts w:ascii="Times New Roman" w:hAnsi="Times New Roman"/>
-          <w:color w:val="000000"/>
-          <w:sz w:val="24"/>
-        </w:rPr>
-        <w:t>Твого</w:t>
-      </w:r>
-      <w:r>
-        <w:rPr>
-          <w:rFonts w:ascii="Times New Roman" w:hAnsi="Times New Roman"/>
-          <w:color w:val="000000"/>
-          <w:sz w:val="24"/>
-        </w:rPr>
-        <w:t xml:space="preserve"> </w:t>
-      </w:r>
-      <w:r>
-        <w:rPr>
-          <w:rFonts w:ascii="Times New Roman" w:hAnsi="Times New Roman"/>
-          <w:color w:val="000000"/>
-          <w:sz w:val="24"/>
-        </w:rPr>
-        <w:t>благословенна</w:t>
-      </w:r>
-      <w:r>
-        <w:rPr>
-          <w:rFonts w:ascii="Times New Roman" w:hAnsi="Times New Roman"/>
-          <w:color w:val="000000"/>
-          <w:sz w:val="24"/>
-        </w:rPr>
-        <w:t xml:space="preserve"> </w:t>
-      </w:r>
-      <w:r>
-        <w:rPr>
-          <w:rFonts w:ascii="Times New Roman" w:hAnsi="Times New Roman"/>
-          <w:color w:val="000000"/>
-          <w:sz w:val="24"/>
-        </w:rPr>
-        <w:t>і</w:t>
-      </w:r>
-      <w:r>
-        <w:rPr>
-          <w:rFonts w:ascii="Times New Roman" w:hAnsi="Times New Roman"/>
-          <w:color w:val="000000"/>
-          <w:sz w:val="24"/>
-        </w:rPr>
-        <w:t xml:space="preserve"> </w:t>
-      </w:r>
-      <w:r>
-        <w:rPr>
-          <w:rFonts w:ascii="Times New Roman" w:hAnsi="Times New Roman"/>
-          <w:color w:val="000000"/>
-          <w:sz w:val="24"/>
-        </w:rPr>
-        <w:t>дуже</w:t>
-      </w:r>
-      <w:r>
-        <w:rPr>
-          <w:rFonts w:ascii="Times New Roman" w:hAnsi="Times New Roman"/>
-          <w:color w:val="000000"/>
-          <w:sz w:val="24"/>
-        </w:rPr>
-        <w:t xml:space="preserve"> </w:t>
-      </w:r>
-      <w:r>
-        <w:rPr>
-          <w:rFonts w:ascii="Times New Roman" w:hAnsi="Times New Roman"/>
-          <w:color w:val="000000"/>
-          <w:sz w:val="24"/>
-        </w:rPr>
-        <w:t>прославлена:</w:t>
-      </w:r>
-      <w:r>
-        <w:rPr>
-          <w:rFonts w:ascii="Times New Roman" w:hAnsi="Times New Roman"/>
-          <w:color w:val="000000"/>
-          <w:sz w:val="24"/>
-        </w:rPr>
-        <w:t xml:space="preserve"> </w:t>
-      </w:r>
-      <w:r>
-        <w:rPr>
-          <w:rFonts w:ascii="Times New Roman" w:hAnsi="Times New Roman"/>
-          <w:color w:val="000000"/>
-          <w:sz w:val="24"/>
-        </w:rPr>
-        <w:t>Отця,</w:t>
-      </w:r>
-      <w:r>
-        <w:rPr>
-          <w:rFonts w:ascii="Times New Roman" w:hAnsi="Times New Roman"/>
-          <w:color w:val="000000"/>
-          <w:sz w:val="24"/>
-        </w:rPr>
-        <w:t xml:space="preserve"> </w:t>
-      </w:r>
-      <w:r>
-        <w:rPr>
-          <w:rFonts w:ascii="Times New Roman" w:hAnsi="Times New Roman"/>
-          <w:color w:val="000000"/>
-          <w:sz w:val="24"/>
-        </w:rPr>
-        <w:t>і</w:t>
-      </w:r>
-      <w:r>
-        <w:rPr>
-          <w:rFonts w:ascii="Times New Roman" w:hAnsi="Times New Roman"/>
-          <w:color w:val="000000"/>
-          <w:sz w:val="24"/>
-        </w:rPr>
-        <w:t xml:space="preserve"> </w:t>
-      </w:r>
-      <w:r>
-        <w:rPr>
-          <w:rFonts w:ascii="Times New Roman" w:hAnsi="Times New Roman"/>
-          <w:color w:val="000000"/>
-          <w:sz w:val="24"/>
-        </w:rPr>
-        <w:t>Сина,</w:t>
-      </w:r>
-      <w:r>
-        <w:rPr>
-          <w:rFonts w:ascii="Times New Roman" w:hAnsi="Times New Roman"/>
-          <w:color w:val="000000"/>
-          <w:sz w:val="24"/>
-        </w:rPr>
-        <w:t xml:space="preserve"> </w:t>
-      </w:r>
-      <w:r>
-        <w:rPr>
-          <w:rFonts w:ascii="Times New Roman" w:hAnsi="Times New Roman"/>
-          <w:color w:val="000000"/>
-          <w:sz w:val="24"/>
-        </w:rPr>
-        <w:t>і</w:t>
-      </w:r>
-      <w:r>
-        <w:rPr>
-          <w:rFonts w:ascii="Times New Roman" w:hAnsi="Times New Roman"/>
-          <w:color w:val="000000"/>
-          <w:sz w:val="24"/>
-        </w:rPr>
-        <w:t xml:space="preserve"> </w:t>
-      </w:r>
-      <w:r>
-        <w:rPr>
-          <w:rFonts w:ascii="Times New Roman" w:hAnsi="Times New Roman"/>
-          <w:color w:val="000000"/>
-          <w:sz w:val="24"/>
-        </w:rPr>
-        <w:t>Святого</w:t>
-      </w:r>
-      <w:r>
-        <w:rPr>
-          <w:rFonts w:ascii="Times New Roman" w:hAnsi="Times New Roman"/>
-          <w:color w:val="000000"/>
-          <w:sz w:val="24"/>
-        </w:rPr>
-        <w:t xml:space="preserve"> </w:t>
-      </w:r>
-      <w:r>
-        <w:rPr>
-          <w:rFonts w:ascii="Times New Roman" w:hAnsi="Times New Roman"/>
-          <w:color w:val="000000"/>
-          <w:sz w:val="24"/>
-        </w:rPr>
-        <w:t>Духа,</w:t>
-      </w:r>
-      <w:r>
-        <w:rPr>
-          <w:rFonts w:ascii="Times New Roman" w:hAnsi="Times New Roman"/>
-          <w:color w:val="000000"/>
-          <w:sz w:val="24"/>
-        </w:rPr>
-        <w:t xml:space="preserve"> </w:t>
-      </w:r>
-      <w:r>
-        <w:rPr>
-          <w:rFonts w:ascii="Times New Roman" w:hAnsi="Times New Roman"/>
-          <w:color w:val="000000"/>
-          <w:sz w:val="24"/>
-        </w:rPr>
-        <w:t>нині</w:t>
-      </w:r>
-      <w:r>
-        <w:rPr>
-          <w:rFonts w:ascii="Times New Roman" w:hAnsi="Times New Roman"/>
-          <w:color w:val="000000"/>
-          <w:sz w:val="24"/>
-        </w:rPr>
-        <w:t xml:space="preserve"> </w:t>
-      </w:r>
-      <w:r>
-        <w:rPr>
-          <w:rFonts w:ascii="Times New Roman" w:hAnsi="Times New Roman"/>
-          <w:color w:val="000000"/>
-          <w:sz w:val="24"/>
-        </w:rPr>
-        <w:t>і</w:t>
-      </w:r>
-      <w:r>
-        <w:rPr>
-          <w:rFonts w:ascii="Times New Roman" w:hAnsi="Times New Roman"/>
-          <w:color w:val="000000"/>
-          <w:sz w:val="24"/>
-        </w:rPr>
-        <w:t xml:space="preserve"> </w:t>
-      </w:r>
-      <w:r>
-        <w:rPr>
-          <w:rFonts w:ascii="Times New Roman" w:hAnsi="Times New Roman"/>
-          <w:color w:val="000000"/>
-          <w:sz w:val="24"/>
-        </w:rPr>
-        <w:t>повсякчас,</w:t>
-      </w:r>
-      <w:r>
-        <w:rPr>
-          <w:rFonts w:ascii="Times New Roman" w:hAnsi="Times New Roman"/>
-          <w:color w:val="000000"/>
-          <w:sz w:val="24"/>
-        </w:rPr>
-        <w:t xml:space="preserve"> </w:t>
-      </w:r>
-      <w:r>
-        <w:rPr>
-          <w:rFonts w:ascii="Times New Roman" w:hAnsi="Times New Roman"/>
-          <w:color w:val="000000"/>
-          <w:sz w:val="24"/>
-        </w:rPr>
-        <w:t>і</w:t>
-      </w:r>
-      <w:r>
-        <w:rPr>
-          <w:rFonts w:ascii="Times New Roman" w:hAnsi="Times New Roman"/>
-          <w:color w:val="000000"/>
-          <w:sz w:val="24"/>
-        </w:rPr>
-        <w:t xml:space="preserve"> </w:t>
-      </w:r>
-      <w:r>
-        <w:rPr>
-          <w:rFonts w:ascii="Times New Roman" w:hAnsi="Times New Roman"/>
-          <w:color w:val="000000"/>
-          <w:sz w:val="24"/>
-        </w:rPr>
-        <w:t>на</w:t>
-      </w:r>
-      <w:r>
-        <w:rPr>
-          <w:rFonts w:ascii="Times New Roman" w:hAnsi="Times New Roman"/>
-          <w:color w:val="000000"/>
-          <w:sz w:val="24"/>
-        </w:rPr>
-        <w:t xml:space="preserve"> </w:t>
-      </w:r>
-      <w:r>
-        <w:rPr>
-          <w:rFonts w:ascii="Times New Roman" w:hAnsi="Times New Roman"/>
-          <w:color w:val="000000"/>
-          <w:sz w:val="24"/>
-        </w:rPr>
-        <w:t>віки</w:t>
-      </w:r>
-      <w:r>
-        <w:rPr>
-          <w:rFonts w:ascii="Times New Roman" w:hAnsi="Times New Roman"/>
-          <w:color w:val="000000"/>
-          <w:sz w:val="24"/>
-        </w:rPr>
-        <w:t xml:space="preserve"> </w:t>
-      </w:r>
-      <w:r>
-        <w:rPr>
-          <w:rFonts w:ascii="Times New Roman" w:hAnsi="Times New Roman"/>
-          <w:color w:val="000000"/>
-          <w:sz w:val="24"/>
-        </w:rPr>
-        <w:t>віків.</w:t>
+        <w:t>і і повсякчас, і на віки віків.</w:t>
       </w:r>
     </w:p>
     <w:p>
@@ -11218,7 +10906,15 @@
           <w:sz w:val="24"/>
           <w:u w:val="single"/>
         </w:rPr>
-        <w:t>[Господи, Боже наш! Згадай нас грішних і недостойних слуг Твоїх, коли призиваємо святе ім'я Твоє, і не осороми нас, коли очікуємо милости Твоєї, але вислухай, Господи, усі наші спасенні прохання, і вчини нас достойними любити і боятися Тебе від усього серця нашого і творити в усьому волю Твою.]</w:t>
+        <w:t>[Господи, Боже наш! Згадай нас грішних і недостойних слуг Твоїх, коли призиваємо святе ім'я Твоє, і не осороми нас, коли очікуємо милости Твоєї, але вислухай, Господи, усі наші спасенні прохання, і вчини нас достойними любити і</w:t>
+      </w:r>
+      <w:r>
+        <w:rPr>
+          <w:rFonts w:ascii="Times New Roman" w:hAnsi="Times New Roman"/>
+          <w:sz w:val="24"/>
+          <w:u w:val="single"/>
+        </w:rPr>
+        <w:t xml:space="preserve"> боятися Тебе від усього серця нашого і творити в усьому волю Твою.]</w:t>
       </w:r>
     </w:p>
     <w:p>
@@ -11402,7 +11098,7 @@
           <w:sz w:val="24"/>
           <w:szCs w:val="24"/>
         </w:rPr>
-        <w:t>Священик:</w:t>
+        <w:t>Священник:</w:t>
       </w:r>
       <w:r>
         <w:rPr>
@@ -11478,7 +11174,7 @@
           <w:sz w:val="24"/>
           <w:szCs w:val="24"/>
         </w:rPr>
-        <w:t>Священик:</w:t>
+        <w:t>Священник:</w:t>
       </w:r>
       <w:r>
         <w:rPr>
@@ -11539,7 +11235,7 @@
           <w:color w:val="FF0000"/>
           <w:sz w:val="24"/>
         </w:rPr>
-        <w:t>Священик:</w:t>
+        <w:t>Священник:</w:t>
       </w:r>
       <w:r>
         <w:rPr>
@@ -11640,7 +11336,7 @@
           <w:sz w:val="24"/>
           <w:szCs w:val="24"/>
         </w:rPr>
-        <w:t>Священик:</w:t>
+        <w:t>Священник:</w:t>
       </w:r>
       <w:r>
         <w:rPr>
@@ -11873,7 +11569,7 @@
           <w:sz w:val="24"/>
           <w:szCs w:val="24"/>
         </w:rPr>
-        <w:t>Священик</w:t>
+        <w:t>Священник</w:t>
       </w:r>
       <w:r>
         <w:rPr>
@@ -14549,7 +14245,15 @@
           <w:color w:val="FF0000"/>
           <w:sz w:val="24"/>
         </w:rPr>
-        <w:t>10.</w:t>
+        <w:t>10</w:t>
+      </w:r>
+      <w:r>
+        <w:rPr>
+          <w:rFonts w:ascii="Times New Roman" w:hAnsi="Times New Roman"/>
+          <w:color w:val="FF0000"/>
+          <w:sz w:val="24"/>
+        </w:rPr>
+        <w:t>.</w:t>
       </w:r>
       <w:r>
         <w:rPr>
@@ -14557,7 +14261,15 @@
           <w:color w:val="000000"/>
           <w:sz w:val="24"/>
         </w:rPr>
-        <w:t xml:space="preserve"> Боже, Боже наш! Ти сотворив розумні й духовні сили Своєю волею. Тебе просимо й Тобі молимося: Прийми наші посильні величання з усіма Твоїми творіннями і збагати щедрими даруваннями Твоєї ласки. Бо перед Тобою згинається всяке коліно: на небі, на землі й під землею, і все, що живе, і все створіння оспівує неосяжну Твою славу, бо Ти Бог правдивий і вельми милостивий. Тебе бо хвалять усі небесні сили, і Тобі славу возсилаємо: Отцю, і Сину, і Святому Духові, нині і повсякчас, і на віки віків. Амінь.</w:t>
+        <w:t xml:space="preserve"> Боже, Боже наш! Ти сотворив розумні й духовні сили Своєю волею. Тебе просимо й Тобі молимося: Прийми наші посильні величання з усіма Твоїми творіннями і збагати щедрими даруваннями Твоєї ласки. Бо перед Тобою згинається всяке коліно: на небі, на землі й </w:t>
+      </w:r>
+      <w:r>
+        <w:rPr>
+          <w:rFonts w:ascii="Times New Roman" w:hAnsi="Times New Roman"/>
+          <w:color w:val="000000"/>
+          <w:sz w:val="24"/>
+        </w:rPr>
+        <w:t>під землею, і все, що живе, і все створіння оспівує неосяжну Твою славу, бо Ти Бог правдивий і вельми милостивий. Тебе бо хвалять усі небесні сили, і Тобі славу возсилаємо: Отцю, і Сину, і Святому Духові, нині і повсякчас, і на віки віків. Амінь.</w:t>
       </w:r>
     </w:p>
     <w:p>
@@ -16817,7 +16529,7 @@
           <w:sz w:val="24"/>
           <w:szCs w:val="24"/>
         </w:rPr>
-        <w:t>Священик:</w:t>
+        <w:t>Священник:</w:t>
       </w:r>
       <w:r>
         <w:rPr>
@@ -17432,6 +17144,523 @@
     </w:p>
     <w:p>
       <w:pPr>
+        <w:spacing w:after="120"/>
+        <w:jc w:val="both"/>
+      </w:pPr>
+      <w:r>
+        <w:rPr>
+          <w:rFonts w:ascii="Times New Roman" w:hAnsi="Times New Roman"/>
+          <w:b/>
+          <w:i/>
+          <w:color w:val="FF0000"/>
+          <w:sz w:val="24"/>
+        </w:rPr>
+        <w:t xml:space="preserve">Тропарі </w:t>
+      </w:r>
+      <w:r>
+        <w:rPr>
+          <w:rFonts w:ascii="Times New Roman" w:hAnsi="Times New Roman"/>
+          <w:i/>
+          <w:color w:val="FF0000"/>
+          <w:sz w:val="24"/>
+        </w:rPr>
+        <w:t xml:space="preserve">на голос 5-ий </w:t>
+      </w:r>
+      <w:r>
+        <w:rPr>
+          <w:rFonts w:ascii="Times New Roman" w:hAnsi="Times New Roman"/>
+          <w:b/>
+          <w:i/>
+          <w:color w:val="FF0000"/>
+          <w:sz w:val="24"/>
+        </w:rPr>
+        <w:t>(Ангельс</w:t>
+      </w:r>
+      <w:r>
+        <w:rPr>
+          <w:rFonts w:ascii="Times New Roman" w:hAnsi="Times New Roman"/>
+          <w:b/>
+          <w:i/>
+          <w:color w:val="FF0000"/>
+          <w:sz w:val="24"/>
+        </w:rPr>
+        <w:t>ький хор):</w:t>
+      </w:r>
+    </w:p>
+    <w:p>
+      <w:pPr>
+        <w:spacing w:after="120"/>
+        <w:jc w:val="both"/>
+        <w:rPr>
+          <w:rFonts w:ascii="Times New Roman" w:hAnsi="Times New Roman"/>
+          <w:color w:val="000000"/>
+          <w:sz w:val="24"/>
+          <w:szCs w:val="24"/>
+          <w:u w:val="single"/>
+        </w:rPr>
+      </w:pPr>
+      <w:r>
+        <w:rPr>
+          <w:rFonts w:ascii="Times New Roman" w:hAnsi="Times New Roman"/>
+          <w:i/>
+          <w:color w:val="FF0000"/>
+          <w:sz w:val="24"/>
+          <w:szCs w:val="24"/>
+        </w:rPr>
+        <w:t xml:space="preserve">Стих: </w:t>
+      </w:r>
+      <w:r>
+        <w:rPr>
+          <w:rFonts w:ascii="Times New Roman" w:hAnsi="Times New Roman"/>
+          <w:color w:val="000000"/>
+          <w:sz w:val="24"/>
+          <w:szCs w:val="24"/>
+          <w:u w:val="single"/>
+        </w:rPr>
+        <w:t>Благословенний ти, Господи,* навчи мене установ твоїх.</w:t>
+      </w:r>
+    </w:p>
+    <w:p>
+      <w:pPr>
+        <w:spacing w:after="120"/>
+        <w:jc w:val="both"/>
+        <w:rPr>
+          <w:rFonts w:ascii="Times New Roman" w:hAnsi="Times New Roman"/>
+          <w:color w:val="000000"/>
+          <w:sz w:val="24"/>
+          <w:szCs w:val="24"/>
+        </w:rPr>
+      </w:pPr>
+      <w:r>
+        <w:rPr>
+          <w:rFonts w:ascii="Times New Roman" w:hAnsi="Times New Roman"/>
+          <w:color w:val="000000"/>
+          <w:sz w:val="24"/>
+          <w:szCs w:val="24"/>
+        </w:rPr>
+        <w:t>Хор святих знайшов джерело життя і двері до раю;* нехай же і я знайду дорогу покаяння. Ягня ж я загублене,* – поклич мене, Спасе, і спаси мене.</w:t>
+      </w:r>
+    </w:p>
+    <w:p>
+      <w:pPr>
+        <w:spacing w:after="120"/>
+        <w:jc w:val="both"/>
+        <w:rPr>
+          <w:rFonts w:ascii="Times New Roman" w:hAnsi="Times New Roman"/>
+          <w:color w:val="000000"/>
+          <w:sz w:val="24"/>
+          <w:szCs w:val="24"/>
+          <w:u w:val="single"/>
+        </w:rPr>
+      </w:pPr>
+      <w:r>
+        <w:rPr>
+          <w:rFonts w:ascii="Times New Roman" w:hAnsi="Times New Roman"/>
+          <w:i/>
+          <w:color w:val="FF0000"/>
+          <w:sz w:val="24"/>
+          <w:szCs w:val="24"/>
+        </w:rPr>
+        <w:t xml:space="preserve">Стих: </w:t>
+      </w:r>
+      <w:r>
+        <w:rPr>
+          <w:rFonts w:ascii="Times New Roman" w:hAnsi="Times New Roman"/>
+          <w:color w:val="000000"/>
+          <w:sz w:val="24"/>
+          <w:szCs w:val="24"/>
+          <w:u w:val="single"/>
+        </w:rPr>
+        <w:t>Благословенний ти, Господи,* навчи мене установ твоїх.</w:t>
+      </w:r>
+    </w:p>
+    <w:p>
+      <w:pPr>
+        <w:spacing w:after="120"/>
+        <w:jc w:val="both"/>
+        <w:rPr>
+          <w:rFonts w:ascii="Times New Roman" w:hAnsi="Times New Roman"/>
+          <w:color w:val="000000"/>
+          <w:sz w:val="24"/>
+          <w:szCs w:val="24"/>
+        </w:rPr>
+      </w:pPr>
+      <w:r>
+        <w:rPr>
+          <w:rFonts w:ascii="Times New Roman" w:hAnsi="Times New Roman"/>
+          <w:color w:val="000000"/>
+          <w:sz w:val="24"/>
+          <w:szCs w:val="24"/>
+        </w:rPr>
+        <w:t>Колись з нічого створив ти мене* і вшанував божественним своїм образом,* та за переступ заповіді знову повернув мене в землю,* з якої мене взято.* Дай же мені вернутися* до колишньої слави на твою подобу.</w:t>
+      </w:r>
+    </w:p>
+    <w:p>
+      <w:pPr>
+        <w:spacing w:after="120"/>
+        <w:jc w:val="both"/>
+        <w:rPr>
+          <w:rFonts w:ascii="Times New Roman" w:hAnsi="Times New Roman"/>
+          <w:color w:val="000000"/>
+          <w:sz w:val="24"/>
+          <w:szCs w:val="24"/>
+          <w:u w:val="single"/>
+        </w:rPr>
+      </w:pPr>
+      <w:r>
+        <w:rPr>
+          <w:rFonts w:ascii="Times New Roman" w:hAnsi="Times New Roman"/>
+          <w:i/>
+          <w:color w:val="FF0000"/>
+          <w:sz w:val="24"/>
+          <w:szCs w:val="24"/>
+        </w:rPr>
+        <w:t xml:space="preserve">Стих: </w:t>
+      </w:r>
+      <w:r>
+        <w:rPr>
+          <w:rFonts w:ascii="Times New Roman" w:hAnsi="Times New Roman"/>
+          <w:color w:val="000000"/>
+          <w:sz w:val="24"/>
+          <w:szCs w:val="24"/>
+          <w:u w:val="single"/>
+        </w:rPr>
+        <w:t>Благословенний ти, Господи,* навчи мене установ твоїх.</w:t>
+      </w:r>
+    </w:p>
+    <w:p>
+      <w:pPr>
+        <w:spacing w:after="120"/>
+        <w:jc w:val="both"/>
+        <w:rPr>
+          <w:rFonts w:ascii="Times New Roman" w:hAnsi="Times New Roman"/>
+          <w:color w:val="000000"/>
+          <w:sz w:val="24"/>
+          <w:szCs w:val="24"/>
+        </w:rPr>
+      </w:pPr>
+      <w:r>
+        <w:rPr>
+          <w:rFonts w:ascii="Times New Roman" w:hAnsi="Times New Roman"/>
+          <w:color w:val="000000"/>
+          <w:sz w:val="24"/>
+          <w:szCs w:val="24"/>
+        </w:rPr>
+        <w:t>Я образ невимовної слави твоєї,* хоч і рани гріховні ношу.* Змилуйся, Владико,* над створінням своїм й очисти своїм милосердям,* і жадану батьківщину подай мені,* вчинивши мене знову мешканцем раю.</w:t>
+      </w:r>
+    </w:p>
+    <w:p>
+      <w:pPr>
+        <w:spacing w:after="120"/>
+        <w:jc w:val="both"/>
+        <w:rPr>
+          <w:rFonts w:ascii="Times New Roman" w:hAnsi="Times New Roman"/>
+          <w:color w:val="000000"/>
+          <w:sz w:val="24"/>
+          <w:szCs w:val="24"/>
+          <w:u w:val="single"/>
+        </w:rPr>
+      </w:pPr>
+      <w:r>
+        <w:rPr>
+          <w:rFonts w:ascii="Times New Roman" w:hAnsi="Times New Roman"/>
+          <w:i/>
+          <w:color w:val="FF0000"/>
+          <w:sz w:val="24"/>
+          <w:szCs w:val="24"/>
+        </w:rPr>
+        <w:t xml:space="preserve">Стих: </w:t>
+      </w:r>
+      <w:r>
+        <w:rPr>
+          <w:rFonts w:ascii="Times New Roman" w:hAnsi="Times New Roman"/>
+          <w:color w:val="000000"/>
+          <w:sz w:val="24"/>
+          <w:szCs w:val="24"/>
+          <w:u w:val="single"/>
+        </w:rPr>
+        <w:t>Благословенний ти, Господи,* навчи мене установ твоїх.</w:t>
+      </w:r>
+    </w:p>
+    <w:p>
+      <w:pPr>
+        <w:spacing w:after="120"/>
+        <w:jc w:val="both"/>
+        <w:rPr>
+          <w:rFonts w:ascii="Times New Roman" w:hAnsi="Times New Roman"/>
+          <w:color w:val="000000"/>
+          <w:sz w:val="24"/>
+          <w:szCs w:val="24"/>
+        </w:rPr>
+      </w:pPr>
+      <w:r>
+        <w:rPr>
+          <w:rFonts w:ascii="Times New Roman" w:eastAsia="Gungsuh" w:hAnsi="Times New Roman" w:cs="Gungsuh"/>
+          <w:color w:val="000000"/>
+          <w:sz w:val="24"/>
+          <w:szCs w:val="24"/>
+        </w:rPr>
+        <w:t>Усі, що ходили дорогою вузькою і вельми трудною,* що в житті взяли хрест, як ярмо, і з вірою пішли слідом за мною* − прийдіть і втішайтеся славою і вінцями небесними,* що я наготував для вас.</w:t>
+      </w:r>
+    </w:p>
+    <w:p>
+      <w:pPr>
+        <w:spacing w:after="120"/>
+        <w:jc w:val="both"/>
+        <w:rPr>
+          <w:rFonts w:ascii="Times New Roman" w:hAnsi="Times New Roman"/>
+          <w:color w:val="000000"/>
+          <w:sz w:val="24"/>
+          <w:szCs w:val="24"/>
+          <w:u w:val="single"/>
+        </w:rPr>
+      </w:pPr>
+      <w:r>
+        <w:rPr>
+          <w:rFonts w:ascii="Times New Roman" w:hAnsi="Times New Roman"/>
+          <w:i/>
+          <w:color w:val="FF0000"/>
+          <w:sz w:val="24"/>
+          <w:szCs w:val="24"/>
+        </w:rPr>
+        <w:t xml:space="preserve">Стих: </w:t>
+      </w:r>
+      <w:r>
+        <w:rPr>
+          <w:rFonts w:ascii="Times New Roman" w:hAnsi="Times New Roman"/>
+          <w:color w:val="000000"/>
+          <w:sz w:val="24"/>
+          <w:szCs w:val="24"/>
+          <w:u w:val="single"/>
+        </w:rPr>
+        <w:t>Благословенний ти, Господи,* навчи мене установ твоїх.</w:t>
+      </w:r>
+    </w:p>
+    <w:p>
+      <w:pPr>
+        <w:spacing w:after="120"/>
+        <w:jc w:val="both"/>
+        <w:rPr>
+          <w:rFonts w:ascii="Times New Roman" w:hAnsi="Times New Roman"/>
+          <w:color w:val="000000"/>
+          <w:sz w:val="24"/>
+          <w:szCs w:val="24"/>
+        </w:rPr>
+      </w:pPr>
+      <w:r>
+        <w:rPr>
+          <w:rFonts w:ascii="Times New Roman" w:hAnsi="Times New Roman"/>
+          <w:color w:val="000000"/>
+          <w:sz w:val="24"/>
+          <w:szCs w:val="24"/>
+        </w:rPr>
+        <w:t>Святі мученики, що Агнця Божого проповідували* і були заколені, як агнці,* до життя нестаріючого і всевічного перейшли!* Наполегливо моліть його,* щоб дарував і нам відпущення провин.</w:t>
+      </w:r>
+    </w:p>
+    <w:p>
+      <w:pPr>
+        <w:spacing w:after="120"/>
+        <w:jc w:val="both"/>
+        <w:rPr>
+          <w:rFonts w:ascii="Times New Roman" w:hAnsi="Times New Roman"/>
+          <w:color w:val="000000"/>
+          <w:sz w:val="24"/>
+          <w:szCs w:val="24"/>
+          <w:u w:val="single"/>
+        </w:rPr>
+      </w:pPr>
+      <w:r>
+        <w:rPr>
+          <w:rFonts w:ascii="Times New Roman" w:hAnsi="Times New Roman"/>
+          <w:i/>
+          <w:color w:val="FF0000"/>
+          <w:sz w:val="24"/>
+          <w:szCs w:val="24"/>
+        </w:rPr>
+        <w:t xml:space="preserve">Стих: </w:t>
+      </w:r>
+      <w:r>
+        <w:rPr>
+          <w:rFonts w:ascii="Times New Roman" w:hAnsi="Times New Roman"/>
+          <w:color w:val="000000"/>
+          <w:sz w:val="24"/>
+          <w:szCs w:val="24"/>
+          <w:u w:val="single"/>
+        </w:rPr>
+        <w:t>Благословенний ти, Господи,* навчи мене установ твоїх.</w:t>
+      </w:r>
+    </w:p>
+    <w:p>
+      <w:pPr>
+        <w:spacing w:after="120"/>
+        <w:jc w:val="both"/>
+        <w:rPr>
+          <w:rFonts w:ascii="Times New Roman" w:hAnsi="Times New Roman"/>
+          <w:color w:val="000000"/>
+          <w:sz w:val="24"/>
+          <w:szCs w:val="24"/>
+        </w:rPr>
+      </w:pPr>
+      <w:r>
+        <w:rPr>
+          <w:rFonts w:ascii="Times New Roman" w:hAnsi="Times New Roman"/>
+          <w:color w:val="000000"/>
+          <w:sz w:val="24"/>
+          <w:szCs w:val="24"/>
+        </w:rPr>
+        <w:t>Упокой, Боже, слуг своїх* і осели їх у раю,* де хори святих, Господи,* і праведники сяють, як світила.* Упокой спочилих слуг своїх,* пробачаючи всі їхні провини.</w:t>
+      </w:r>
+    </w:p>
+    <w:p>
+      <w:pPr>
+        <w:spacing w:after="120"/>
+        <w:jc w:val="both"/>
+        <w:rPr>
+          <w:rFonts w:ascii="Times New Roman" w:hAnsi="Times New Roman"/>
+          <w:color w:val="000000"/>
+          <w:sz w:val="24"/>
+          <w:szCs w:val="24"/>
+        </w:rPr>
+      </w:pPr>
+      <w:r>
+        <w:rPr>
+          <w:rFonts w:ascii="Times New Roman" w:hAnsi="Times New Roman"/>
+          <w:b/>
+          <w:sz w:val="24"/>
+          <w:szCs w:val="24"/>
+        </w:rPr>
+        <w:t>Слава</w:t>
+      </w:r>
+      <w:r>
+        <w:rPr>
+          <w:rFonts w:ascii="Times New Roman" w:hAnsi="Times New Roman"/>
+          <w:sz w:val="24"/>
+          <w:szCs w:val="24"/>
+        </w:rPr>
+        <w:t>:</w:t>
+      </w:r>
+      <w:r>
+        <w:rPr>
+          <w:rFonts w:ascii="Times New Roman" w:hAnsi="Times New Roman"/>
+          <w:color w:val="FF0000"/>
+          <w:sz w:val="24"/>
+          <w:szCs w:val="24"/>
+        </w:rPr>
+        <w:t xml:space="preserve"> </w:t>
+      </w:r>
+      <w:r>
+        <w:rPr>
+          <w:rFonts w:ascii="Times New Roman" w:hAnsi="Times New Roman"/>
+          <w:color w:val="000000"/>
+          <w:sz w:val="24"/>
+          <w:szCs w:val="24"/>
+        </w:rPr>
+        <w:t>Трисяйність єдиного Божества* побожно оспівуємо, взиваючи:* Святий ти, Отче безпочатковий,* рівно безпочатковий Сину і божественний Душе!* Просвітли нас, що з вірою тобі служимо,* і вибави з вічного вогню.</w:t>
+      </w:r>
+    </w:p>
+    <w:p>
+      <w:pPr>
+        <w:spacing w:after="120"/>
+        <w:jc w:val="both"/>
+        <w:rPr>
+          <w:rFonts w:ascii="Times New Roman" w:hAnsi="Times New Roman"/>
+          <w:color w:val="000000"/>
+          <w:sz w:val="24"/>
+          <w:szCs w:val="24"/>
+        </w:rPr>
+      </w:pPr>
+      <w:r>
+        <w:rPr>
+          <w:rFonts w:ascii="Times New Roman" w:hAnsi="Times New Roman"/>
+          <w:b/>
+          <w:sz w:val="24"/>
+          <w:szCs w:val="24"/>
+        </w:rPr>
+        <w:t>І нині</w:t>
+      </w:r>
+      <w:r>
+        <w:rPr>
+          <w:rFonts w:ascii="Times New Roman" w:hAnsi="Times New Roman"/>
+          <w:sz w:val="24"/>
+          <w:szCs w:val="24"/>
+        </w:rPr>
+        <w:t>:</w:t>
+      </w:r>
+      <w:r>
+        <w:rPr>
+          <w:rFonts w:ascii="Times New Roman" w:hAnsi="Times New Roman"/>
+          <w:color w:val="FF0000"/>
+          <w:sz w:val="24"/>
+          <w:szCs w:val="24"/>
+        </w:rPr>
+        <w:t xml:space="preserve"> </w:t>
+      </w:r>
+      <w:r>
+        <w:rPr>
+          <w:rFonts w:ascii="Times New Roman" w:eastAsia="Gungsuh" w:hAnsi="Times New Roman" w:cs="Gungsuh"/>
+          <w:color w:val="000000"/>
+          <w:sz w:val="24"/>
+          <w:szCs w:val="24"/>
+        </w:rPr>
+        <w:t>Радуйся, Чиста,* що Бога тілом породила на спасіння всім!* Тобою людський рід знайшов спасіння,* − нехай же через тебе й ми знайдемо рай,* Богородице чиста,* Благословенна!</w:t>
+      </w:r>
+    </w:p>
+    <w:p>
+      <w:pPr>
+        <w:spacing w:after="120"/>
+        <w:jc w:val="both"/>
+        <w:rPr>
+          <w:rFonts w:ascii="Times New Roman" w:hAnsi="Times New Roman"/>
+          <w:i/>
+          <w:color w:val="FF0000"/>
+          <w:sz w:val="24"/>
+          <w:szCs w:val="24"/>
+        </w:rPr>
+      </w:pPr>
+      <w:r>
+        <w:rPr>
+          <w:rFonts w:ascii="Times New Roman" w:hAnsi="Times New Roman"/>
+          <w:color w:val="000000"/>
+          <w:sz w:val="24"/>
+          <w:szCs w:val="24"/>
+        </w:rPr>
+        <w:t>Алилуя, алилуя, алилуя: Слава тобі, Боже!</w:t>
+      </w:r>
+      <w:r>
+        <w:rPr>
+          <w:rFonts w:ascii="Times New Roman" w:hAnsi="Times New Roman"/>
+          <w:i/>
+          <w:color w:val="000000"/>
+          <w:sz w:val="24"/>
+          <w:szCs w:val="24"/>
+        </w:rPr>
+        <w:t xml:space="preserve"> </w:t>
+      </w:r>
+      <w:r>
+        <w:rPr>
+          <w:rFonts w:ascii="Times New Roman" w:hAnsi="Times New Roman"/>
+          <w:i/>
+          <w:color w:val="FF0000"/>
+          <w:sz w:val="24"/>
+          <w:szCs w:val="24"/>
+        </w:rPr>
+        <w:t>(3 р.)</w:t>
+      </w:r>
+    </w:p>
+    <w:p>
+      <w:pPr>
+        <w:spacing w:after="120"/>
+        <w:jc w:val="both"/>
+        <w:rPr>
+          <w:rFonts w:ascii="Times New Roman" w:hAnsi="Times New Roman"/>
+          <w:color w:val="FF0000"/>
+          <w:sz w:val="24"/>
+          <w:szCs w:val="24"/>
+        </w:rPr>
+      </w:pPr>
+    </w:p>
+    <w:p>
+      <w:pPr>
         <w:pStyle w:val="Heading3"/>
         <w:spacing w:before="0" w:after="120"/>
         <w:jc w:val="center"/>
@@ -17450,30 +17679,30 @@
           <w:color w:val="FF0000"/>
           <w:sz w:val="24"/>
         </w:rPr>
-        <w:t>Потім оці тропарі на голос 5-ий (Ангельський хор):</w:t>
-      </w:r>
-    </w:p>
-    <w:p>
-      <w:pPr>
-        <w:spacing w:after="120"/>
-        <w:jc w:val="both"/>
-        <w:rPr>
-          <w:rFonts w:ascii="Times New Roman" w:hAnsi="Times New Roman"/>
+        <w:t>Єктенія за померлих</w:t>
+      </w:r>
+    </w:p>
+    <w:p>
+      <w:pPr>
+        <w:spacing w:after="120"/>
+        <w:jc w:val="both"/>
+        <w:rPr>
+          <w:rFonts w:ascii="Times New Roman" w:hAnsi="Times New Roman"/>
+          <w:i/>
           <w:color w:val="000000"/>
           <w:sz w:val="24"/>
           <w:szCs w:val="24"/>
-          <w:u w:val="single"/>
-        </w:rPr>
-      </w:pPr>
-      <w:r>
-        <w:rPr>
-          <w:rFonts w:ascii="Times New Roman" w:hAnsi="Times New Roman"/>
-          <w:i/>
-          <w:color w:val="FF0000"/>
-          <w:sz w:val="24"/>
-          <w:szCs w:val="24"/>
-        </w:rPr>
-        <w:t xml:space="preserve">Стих: </w:t>
+        </w:rPr>
+      </w:pPr>
+      <w:r>
+        <w:rPr>
+          <w:rFonts w:ascii="Times New Roman" w:hAnsi="Times New Roman"/>
+          <w:i/>
+          <w:color w:val="FF0000"/>
+          <w:sz w:val="24"/>
+          <w:szCs w:val="24"/>
+        </w:rPr>
+        <w:t>Диякон:</w:t>
       </w:r>
       <w:r>
         <w:rPr>
@@ -17481,22 +17710,126 @@
           <w:color w:val="000000"/>
           <w:sz w:val="24"/>
           <w:szCs w:val="24"/>
-          <w:u w:val="single"/>
-        </w:rPr>
-        <w:t>Благословенний ти, Господи,* навчи мене установ твоїх.</w:t>
-      </w:r>
-    </w:p>
-    <w:p>
-      <w:pPr>
-        <w:spacing w:after="120"/>
-        <w:jc w:val="both"/>
+        </w:rPr>
+        <w:t xml:space="preserve"> Ще і ще в мирі Господеві помолімся.</w:t>
+      </w:r>
+    </w:p>
+    <w:p>
+      <w:pPr>
+        <w:spacing w:after="120"/>
+        <w:jc w:val="both"/>
+        <w:rPr>
+          <w:rFonts w:ascii="Times New Roman" w:hAnsi="Times New Roman"/>
+          <w:sz w:val="24"/>
+          <w:szCs w:val="24"/>
+        </w:rPr>
+      </w:pPr>
+      <w:r>
+        <w:rPr>
+          <w:rFonts w:ascii="Times New Roman" w:hAnsi="Times New Roman"/>
+          <w:i/>
+          <w:color w:val="FF0000"/>
+          <w:sz w:val="24"/>
+          <w:szCs w:val="24"/>
+        </w:rPr>
+        <w:t>Вірні:</w:t>
+      </w:r>
+      <w:r>
+        <w:rPr>
+          <w:rFonts w:ascii="Times New Roman" w:hAnsi="Times New Roman"/>
+          <w:sz w:val="24"/>
+          <w:szCs w:val="24"/>
+        </w:rPr>
+        <w:t xml:space="preserve"> Господи, помилуй.</w:t>
+      </w:r>
+    </w:p>
+    <w:p>
+      <w:pPr>
+        <w:spacing w:after="120"/>
+        <w:jc w:val="both"/>
+        <w:rPr>
+          <w:rFonts w:ascii="Times New Roman" w:hAnsi="Times New Roman"/>
+          <w:sz w:val="24"/>
+          <w:szCs w:val="24"/>
+        </w:rPr>
+      </w:pPr>
+      <w:r>
+        <w:rPr>
+          <w:rFonts w:ascii="Times New Roman" w:hAnsi="Times New Roman"/>
+          <w:i/>
+          <w:color w:val="FF0000"/>
+          <w:sz w:val="24"/>
+          <w:szCs w:val="24"/>
+        </w:rPr>
+        <w:t>Диякон:</w:t>
+      </w:r>
+      <w:r>
         <w:rPr>
           <w:rFonts w:ascii="Times New Roman" w:hAnsi="Times New Roman"/>
           <w:color w:val="000000"/>
           <w:sz w:val="24"/>
           <w:szCs w:val="24"/>
         </w:rPr>
-      </w:pPr>
+        <w:t xml:space="preserve"> </w:t>
+      </w:r>
+      <w:r>
+        <w:rPr>
+          <w:rFonts w:ascii="Times New Roman" w:hAnsi="Times New Roman"/>
+          <w:sz w:val="24"/>
+          <w:szCs w:val="24"/>
+        </w:rPr>
+        <w:t>Ще молимось за упокій душ померлих слуг Божих, і щоб проститися їм всякому прогрішенню, добровільному і недобровільному.</w:t>
+      </w:r>
+    </w:p>
+    <w:p>
+      <w:pPr>
+        <w:spacing w:after="120"/>
+        <w:jc w:val="both"/>
+        <w:rPr>
+          <w:rFonts w:ascii="Times New Roman" w:hAnsi="Times New Roman"/>
+          <w:sz w:val="24"/>
+          <w:szCs w:val="24"/>
+        </w:rPr>
+      </w:pPr>
+      <w:r>
+        <w:rPr>
+          <w:rFonts w:ascii="Times New Roman" w:hAnsi="Times New Roman"/>
+          <w:i/>
+          <w:color w:val="FF0000"/>
+          <w:sz w:val="24"/>
+          <w:szCs w:val="24"/>
+        </w:rPr>
+        <w:t>Вірні:</w:t>
+      </w:r>
+      <w:r>
+        <w:rPr>
+          <w:rFonts w:ascii="Times New Roman" w:hAnsi="Times New Roman"/>
+          <w:sz w:val="24"/>
+          <w:szCs w:val="24"/>
+        </w:rPr>
+        <w:t xml:space="preserve"> Господи, помилуй.</w:t>
+      </w:r>
+    </w:p>
+    <w:p>
+      <w:pPr>
+        <w:spacing w:after="120"/>
+        <w:jc w:val="both"/>
+        <w:rPr>
+          <w:rFonts w:ascii="Times New Roman" w:hAnsi="Times New Roman"/>
+          <w:sz w:val="24"/>
+          <w:szCs w:val="24"/>
+        </w:rPr>
+      </w:pPr>
+      <w:r>
+        <w:rPr>
+          <w:rFonts w:ascii="Times New Roman" w:hAnsi="Times New Roman"/>
+          <w:i/>
+          <w:color w:val="FF0000"/>
+          <w:sz w:val="24"/>
+          <w:szCs w:val="24"/>
+        </w:rPr>
+        <w:t>Диякон:</w:t>
+      </w:r>
       <w:r>
         <w:rPr>
           <w:rFonts w:ascii="Times New Roman" w:hAnsi="Times New Roman"/>
@@ -17504,30 +17837,132 @@
           <w:sz w:val="24"/>
           <w:szCs w:val="24"/>
         </w:rPr>
-        <w:t>Хор святих знайшов джерело життя і двері до раю;* нехай же і я знайду дорогу покаяння. Ягня ж я загублене,* – поклич мене, Спасе, і спаси мене.</w:t>
-      </w:r>
-    </w:p>
-    <w:p>
-      <w:pPr>
-        <w:spacing w:after="120"/>
-        <w:jc w:val="both"/>
+        <w:t xml:space="preserve"> </w:t>
+      </w:r>
+      <w:r>
+        <w:rPr>
+          <w:rFonts w:ascii="Times New Roman" w:hAnsi="Times New Roman"/>
+          <w:sz w:val="24"/>
+          <w:szCs w:val="24"/>
+        </w:rPr>
+        <w:t>Щоб Господь Бог оселив душі їх, де праведні спочивають.</w:t>
+      </w:r>
+    </w:p>
+    <w:p>
+      <w:pPr>
+        <w:spacing w:after="120"/>
+        <w:jc w:val="both"/>
+        <w:rPr>
+          <w:rFonts w:ascii="Times New Roman" w:hAnsi="Times New Roman"/>
+          <w:sz w:val="24"/>
+          <w:szCs w:val="24"/>
+        </w:rPr>
+      </w:pPr>
+      <w:r>
+        <w:rPr>
+          <w:rFonts w:ascii="Times New Roman" w:hAnsi="Times New Roman"/>
+          <w:i/>
+          <w:color w:val="FF0000"/>
+          <w:sz w:val="24"/>
+          <w:szCs w:val="24"/>
+        </w:rPr>
+        <w:t>Вірні:</w:t>
+      </w:r>
+      <w:r>
+        <w:rPr>
+          <w:rFonts w:ascii="Times New Roman" w:hAnsi="Times New Roman"/>
+          <w:sz w:val="24"/>
+          <w:szCs w:val="24"/>
+        </w:rPr>
+        <w:t xml:space="preserve"> Господи, помилуй.</w:t>
+      </w:r>
+    </w:p>
+    <w:p>
+      <w:pPr>
+        <w:spacing w:after="120"/>
+        <w:jc w:val="both"/>
+        <w:rPr>
+          <w:rFonts w:ascii="Times New Roman" w:hAnsi="Times New Roman"/>
+          <w:sz w:val="24"/>
+          <w:szCs w:val="24"/>
+        </w:rPr>
+      </w:pPr>
+      <w:r>
+        <w:rPr>
+          <w:rFonts w:ascii="Times New Roman" w:hAnsi="Times New Roman"/>
+          <w:i/>
+          <w:color w:val="FF0000"/>
+          <w:sz w:val="24"/>
+          <w:szCs w:val="24"/>
+        </w:rPr>
+        <w:t>Диякон:</w:t>
+      </w:r>
+      <w:r>
         <w:rPr>
           <w:rFonts w:ascii="Times New Roman" w:hAnsi="Times New Roman"/>
           <w:color w:val="000000"/>
           <w:sz w:val="24"/>
           <w:szCs w:val="24"/>
-          <w:u w:val="single"/>
-        </w:rPr>
-      </w:pPr>
-      <w:r>
-        <w:rPr>
-          <w:rFonts w:ascii="Times New Roman" w:hAnsi="Times New Roman"/>
-          <w:i/>
-          <w:color w:val="FF0000"/>
-          <w:sz w:val="24"/>
-          <w:szCs w:val="24"/>
-        </w:rPr>
-        <w:t xml:space="preserve">Стих: </w:t>
+        </w:rPr>
+        <w:t xml:space="preserve"> </w:t>
+      </w:r>
+      <w:r>
+        <w:rPr>
+          <w:rFonts w:ascii="Times New Roman" w:hAnsi="Times New Roman"/>
+          <w:sz w:val="24"/>
+          <w:szCs w:val="24"/>
+        </w:rPr>
+        <w:t>Милости Божої, царства небесного і відпущення гріхів їх, у Христа, безсмертного царя і Бога нашого, просім.</w:t>
+      </w:r>
+    </w:p>
+    <w:p>
+      <w:pPr>
+        <w:spacing w:after="120"/>
+        <w:jc w:val="both"/>
+        <w:rPr>
+          <w:rFonts w:ascii="Times New Roman" w:hAnsi="Times New Roman"/>
+          <w:sz w:val="24"/>
+          <w:szCs w:val="24"/>
+        </w:rPr>
+      </w:pPr>
+      <w:r>
+        <w:rPr>
+          <w:rFonts w:ascii="Times New Roman" w:hAnsi="Times New Roman"/>
+          <w:i/>
+          <w:color w:val="FF0000"/>
+          <w:sz w:val="24"/>
+          <w:szCs w:val="24"/>
+        </w:rPr>
+        <w:t>Вірні:</w:t>
+      </w:r>
+      <w:r>
+        <w:rPr>
+          <w:rFonts w:ascii="Times New Roman" w:hAnsi="Times New Roman"/>
+          <w:sz w:val="24"/>
+          <w:szCs w:val="24"/>
+        </w:rPr>
+        <w:t xml:space="preserve"> Подай, Господи.</w:t>
+      </w:r>
+    </w:p>
+    <w:p>
+      <w:pPr>
+        <w:spacing w:after="120"/>
+        <w:jc w:val="both"/>
+        <w:rPr>
+          <w:rFonts w:ascii="Times New Roman" w:hAnsi="Times New Roman"/>
+          <w:sz w:val="24"/>
+          <w:szCs w:val="24"/>
+        </w:rPr>
+      </w:pPr>
+      <w:r>
+        <w:rPr>
+          <w:rFonts w:ascii="Times New Roman" w:hAnsi="Times New Roman"/>
+          <w:i/>
+          <w:color w:val="FF0000"/>
+          <w:sz w:val="24"/>
+          <w:szCs w:val="24"/>
+        </w:rPr>
+        <w:t>Диякон:</w:t>
       </w:r>
       <w:r>
         <w:rPr>
@@ -17535,449 +17970,16 @@
           <w:color w:val="000000"/>
           <w:sz w:val="24"/>
           <w:szCs w:val="24"/>
-          <w:u w:val="single"/>
-        </w:rPr>
-        <w:t>Благословенний ти, Господи,* навчи мене установ твоїх.</w:t>
-      </w:r>
-    </w:p>
-    <w:p>
-      <w:pPr>
-        <w:spacing w:after="120"/>
-        <w:jc w:val="both"/>
-        <w:rPr>
-          <w:rFonts w:ascii="Times New Roman" w:hAnsi="Times New Roman"/>
-          <w:color w:val="000000"/>
-          <w:sz w:val="24"/>
-          <w:szCs w:val="24"/>
-        </w:rPr>
-      </w:pPr>
-      <w:r>
-        <w:rPr>
-          <w:rFonts w:ascii="Times New Roman" w:hAnsi="Times New Roman"/>
-          <w:color w:val="000000"/>
-          <w:sz w:val="24"/>
-          <w:szCs w:val="24"/>
-        </w:rPr>
-        <w:t>Колись з нічого створив ти мене* і вшанував божественним своїм образом,* та за переступ заповіді знову повернув мене в землю,* з якої мене взято.* Дай же мені вернутися* до колишньої слави на твою подобу.</w:t>
-      </w:r>
-    </w:p>
-    <w:p>
-      <w:pPr>
-        <w:spacing w:after="120"/>
-        <w:jc w:val="both"/>
-        <w:rPr>
-          <w:rFonts w:ascii="Times New Roman" w:hAnsi="Times New Roman"/>
-          <w:color w:val="000000"/>
-          <w:sz w:val="24"/>
-          <w:szCs w:val="24"/>
-          <w:u w:val="single"/>
-        </w:rPr>
-      </w:pPr>
-      <w:r>
-        <w:rPr>
-          <w:rFonts w:ascii="Times New Roman" w:hAnsi="Times New Roman"/>
-          <w:i/>
-          <w:color w:val="FF0000"/>
-          <w:sz w:val="24"/>
-          <w:szCs w:val="24"/>
-        </w:rPr>
-        <w:t xml:space="preserve">Стих: </w:t>
-      </w:r>
-      <w:r>
-        <w:rPr>
-          <w:rFonts w:ascii="Times New Roman" w:hAnsi="Times New Roman"/>
-          <w:color w:val="000000"/>
-          <w:sz w:val="24"/>
-          <w:szCs w:val="24"/>
-          <w:u w:val="single"/>
-        </w:rPr>
-        <w:t>Благословенний ти, Господи,* навчи мене установ твоїх.</w:t>
-      </w:r>
-    </w:p>
-    <w:p>
-      <w:pPr>
-        <w:spacing w:after="120"/>
-        <w:jc w:val="both"/>
-        <w:rPr>
-          <w:rFonts w:ascii="Times New Roman" w:hAnsi="Times New Roman"/>
-          <w:color w:val="000000"/>
-          <w:sz w:val="24"/>
-          <w:szCs w:val="24"/>
-        </w:rPr>
-      </w:pPr>
-      <w:r>
-        <w:rPr>
-          <w:rFonts w:ascii="Times New Roman" w:hAnsi="Times New Roman"/>
-          <w:color w:val="000000"/>
-          <w:sz w:val="24"/>
-          <w:szCs w:val="24"/>
-        </w:rPr>
-        <w:t>Я образ невимовної слави твоєї,* хоч і рани гріховні ношу.* Змилуйся, Владико,* над створінням своїм й очисти своїм милосердям,* і жадану батьківщину подай мені,* вчинивши мене знову мешканцем раю.</w:t>
-      </w:r>
-    </w:p>
-    <w:p>
-      <w:pPr>
-        <w:spacing w:after="120"/>
-        <w:jc w:val="both"/>
-        <w:rPr>
-          <w:rFonts w:ascii="Times New Roman" w:hAnsi="Times New Roman"/>
-          <w:color w:val="000000"/>
-          <w:sz w:val="24"/>
-          <w:szCs w:val="24"/>
-          <w:u w:val="single"/>
-        </w:rPr>
-      </w:pPr>
-      <w:r>
-        <w:rPr>
-          <w:rFonts w:ascii="Times New Roman" w:hAnsi="Times New Roman"/>
-          <w:i/>
-          <w:color w:val="FF0000"/>
-          <w:sz w:val="24"/>
-          <w:szCs w:val="24"/>
-        </w:rPr>
-        <w:t xml:space="preserve">Стих: </w:t>
-      </w:r>
-      <w:r>
-        <w:rPr>
-          <w:rFonts w:ascii="Times New Roman" w:hAnsi="Times New Roman"/>
-          <w:color w:val="000000"/>
-          <w:sz w:val="24"/>
-          <w:szCs w:val="24"/>
-          <w:u w:val="single"/>
-        </w:rPr>
-        <w:t>Благословенний ти, Господи,* навчи мене установ твоїх.</w:t>
-      </w:r>
-    </w:p>
-    <w:p>
-      <w:pPr>
-        <w:spacing w:after="120"/>
-        <w:jc w:val="both"/>
-        <w:rPr>
-          <w:rFonts w:ascii="Times New Roman" w:hAnsi="Times New Roman"/>
-          <w:color w:val="000000"/>
-          <w:sz w:val="24"/>
-          <w:szCs w:val="24"/>
-        </w:rPr>
-      </w:pPr>
-      <w:r>
-        <w:rPr>
-          <w:rFonts w:ascii="Times New Roman" w:eastAsia="Gungsuh" w:hAnsi="Times New Roman" w:cs="Gungsuh"/>
-          <w:color w:val="000000"/>
-          <w:sz w:val="24"/>
-          <w:szCs w:val="24"/>
-        </w:rPr>
-        <w:t>Усі, що ходили дорогою вузькою і вельми трудною,* що в житті взяли хрест, як ярмо, і з вірою пішли слідом за мною* − прийдіть і втішайтеся славою і вінцями небесними,* що я наготував для вас.</w:t>
-      </w:r>
-    </w:p>
-    <w:p>
-      <w:pPr>
-        <w:spacing w:after="120"/>
-        <w:jc w:val="both"/>
-        <w:rPr>
-          <w:rFonts w:ascii="Times New Roman" w:hAnsi="Times New Roman"/>
-          <w:color w:val="000000"/>
-          <w:sz w:val="24"/>
-          <w:szCs w:val="24"/>
-          <w:u w:val="single"/>
-        </w:rPr>
-      </w:pPr>
-      <w:r>
-        <w:rPr>
-          <w:rFonts w:ascii="Times New Roman" w:hAnsi="Times New Roman"/>
-          <w:i/>
-          <w:color w:val="FF0000"/>
-          <w:sz w:val="24"/>
-          <w:szCs w:val="24"/>
-        </w:rPr>
-        <w:t xml:space="preserve">Стих: </w:t>
-      </w:r>
-      <w:r>
-        <w:rPr>
-          <w:rFonts w:ascii="Times New Roman" w:hAnsi="Times New Roman"/>
-          <w:color w:val="000000"/>
-          <w:sz w:val="24"/>
-          <w:szCs w:val="24"/>
-          <w:u w:val="single"/>
-        </w:rPr>
-        <w:t>Благословенний ти, Господи,* навчи мене установ твоїх.</w:t>
-      </w:r>
-    </w:p>
-    <w:p>
-      <w:pPr>
-        <w:spacing w:after="120"/>
-        <w:jc w:val="both"/>
-        <w:rPr>
-          <w:rFonts w:ascii="Times New Roman" w:hAnsi="Times New Roman"/>
-          <w:color w:val="000000"/>
-          <w:sz w:val="24"/>
-          <w:szCs w:val="24"/>
-        </w:rPr>
-      </w:pPr>
-      <w:r>
-        <w:rPr>
-          <w:rFonts w:ascii="Times New Roman" w:hAnsi="Times New Roman"/>
-          <w:color w:val="000000"/>
-          <w:sz w:val="24"/>
-          <w:szCs w:val="24"/>
-        </w:rPr>
-        <w:t>Святі мученики, що Агнця Божого проповідували* і були заколені, як агнці,* до життя нестаріючого і всевічного перейшли!* Наполегливо моліть його,* щоб дарував і нам відпущення провин.</w:t>
-      </w:r>
-    </w:p>
-    <w:p>
-      <w:pPr>
-        <w:spacing w:after="120"/>
-        <w:jc w:val="both"/>
-        <w:rPr>
-          <w:rFonts w:ascii="Times New Roman" w:hAnsi="Times New Roman"/>
-          <w:color w:val="000000"/>
-          <w:sz w:val="24"/>
-          <w:szCs w:val="24"/>
-          <w:u w:val="single"/>
-        </w:rPr>
-      </w:pPr>
-      <w:r>
-        <w:rPr>
-          <w:rFonts w:ascii="Times New Roman" w:hAnsi="Times New Roman"/>
-          <w:i/>
-          <w:color w:val="FF0000"/>
-          <w:sz w:val="24"/>
-          <w:szCs w:val="24"/>
-        </w:rPr>
-        <w:t xml:space="preserve">Стих: </w:t>
-      </w:r>
-      <w:r>
-        <w:rPr>
-          <w:rFonts w:ascii="Times New Roman" w:hAnsi="Times New Roman"/>
-          <w:color w:val="000000"/>
-          <w:sz w:val="24"/>
-          <w:szCs w:val="24"/>
-          <w:u w:val="single"/>
-        </w:rPr>
-        <w:t>Благословенний ти, Господи,* навчи мене установ твоїх.</w:t>
-      </w:r>
-    </w:p>
-    <w:p>
-      <w:pPr>
-        <w:spacing w:after="120"/>
-        <w:jc w:val="both"/>
-        <w:rPr>
-          <w:rFonts w:ascii="Times New Roman" w:hAnsi="Times New Roman"/>
-          <w:color w:val="000000"/>
-          <w:sz w:val="24"/>
-          <w:szCs w:val="24"/>
-        </w:rPr>
-      </w:pPr>
-      <w:r>
-        <w:rPr>
-          <w:rFonts w:ascii="Times New Roman" w:hAnsi="Times New Roman"/>
-          <w:color w:val="000000"/>
-          <w:sz w:val="24"/>
-          <w:szCs w:val="24"/>
-        </w:rPr>
-        <w:t>Упокой, Боже, слуг своїх* і осели їх у раю,* де хори святих, Господи,* і праведники сяють, як світила.* Упокой спочилих слуг своїх,* пробачаючи всі їхні провини.</w:t>
-      </w:r>
-    </w:p>
-    <w:p>
-      <w:pPr>
-        <w:spacing w:after="120"/>
-        <w:jc w:val="both"/>
-        <w:rPr>
-          <w:rFonts w:ascii="Times New Roman" w:hAnsi="Times New Roman"/>
-          <w:color w:val="000000"/>
-          <w:sz w:val="24"/>
-          <w:szCs w:val="24"/>
-        </w:rPr>
-      </w:pPr>
-      <w:r>
-        <w:rPr>
-          <w:rFonts w:ascii="Times New Roman" w:hAnsi="Times New Roman"/>
-          <w:b/>
-          <w:sz w:val="24"/>
-          <w:szCs w:val="24"/>
-        </w:rPr>
-        <w:t>Слава</w:t>
-      </w:r>
-      <w:r>
-        <w:rPr>
-          <w:rFonts w:ascii="Times New Roman" w:hAnsi="Times New Roman"/>
-          <w:sz w:val="24"/>
-          <w:szCs w:val="24"/>
-        </w:rPr>
-        <w:t>:</w:t>
-      </w:r>
-      <w:r>
-        <w:rPr>
-          <w:rFonts w:ascii="Times New Roman" w:hAnsi="Times New Roman"/>
-          <w:color w:val="FF0000"/>
-          <w:sz w:val="24"/>
-          <w:szCs w:val="24"/>
-        </w:rPr>
-        <w:t xml:space="preserve"> </w:t>
-      </w:r>
-      <w:r>
-        <w:rPr>
-          <w:rFonts w:ascii="Times New Roman" w:hAnsi="Times New Roman"/>
-          <w:color w:val="000000"/>
-          <w:sz w:val="24"/>
-          <w:szCs w:val="24"/>
-        </w:rPr>
-        <w:t>Трисяйність єдиного Божества* побожно оспівуємо, взиваючи:* Святий ти, Отче безпочатковий,* рівно безпочатковий Сину і божественний Душе!* Просвітли нас, що з вірою тобі служимо,* і вибави з вічного вогню.</w:t>
-      </w:r>
-    </w:p>
-    <w:p>
-      <w:pPr>
-        <w:spacing w:after="120"/>
-        <w:jc w:val="both"/>
-        <w:rPr>
-          <w:rFonts w:ascii="Times New Roman" w:hAnsi="Times New Roman"/>
-          <w:color w:val="000000"/>
-          <w:sz w:val="24"/>
-          <w:szCs w:val="24"/>
-        </w:rPr>
-      </w:pPr>
-      <w:r>
-        <w:rPr>
-          <w:rFonts w:ascii="Times New Roman" w:hAnsi="Times New Roman"/>
-          <w:b/>
-          <w:sz w:val="24"/>
-          <w:szCs w:val="24"/>
-        </w:rPr>
-        <w:t>І нині</w:t>
-      </w:r>
-      <w:r>
-        <w:rPr>
-          <w:rFonts w:ascii="Times New Roman" w:hAnsi="Times New Roman"/>
-          <w:sz w:val="24"/>
-          <w:szCs w:val="24"/>
-        </w:rPr>
-        <w:t>:</w:t>
-      </w:r>
-      <w:r>
-        <w:rPr>
-          <w:rFonts w:ascii="Times New Roman" w:hAnsi="Times New Roman"/>
-          <w:color w:val="FF0000"/>
-          <w:sz w:val="24"/>
-          <w:szCs w:val="24"/>
-        </w:rPr>
-        <w:t xml:space="preserve"> </w:t>
-      </w:r>
-      <w:r>
-        <w:rPr>
-          <w:rFonts w:ascii="Times New Roman" w:eastAsia="Gungsuh" w:hAnsi="Times New Roman" w:cs="Gungsuh"/>
-          <w:color w:val="000000"/>
-          <w:sz w:val="24"/>
-          <w:szCs w:val="24"/>
-        </w:rPr>
-        <w:t>Радуйся, Чиста,* що Бога тілом породила на спасіння всім!* Тобою людський рід знайшов спасіння,* − нехай же через тебе й ми знайдемо рай,* Богородице чиста,* Благословенна!</w:t>
-      </w:r>
-    </w:p>
-    <w:p>
-      <w:pPr>
-        <w:spacing w:after="120"/>
-        <w:jc w:val="both"/>
-        <w:rPr>
-          <w:rFonts w:ascii="Times New Roman" w:hAnsi="Times New Roman"/>
-          <w:i/>
-          <w:color w:val="FF0000"/>
-          <w:sz w:val="24"/>
-          <w:szCs w:val="24"/>
-        </w:rPr>
-      </w:pPr>
-      <w:r>
-        <w:rPr>
-          <w:rFonts w:ascii="Times New Roman" w:hAnsi="Times New Roman"/>
-          <w:color w:val="000000"/>
-          <w:sz w:val="24"/>
-          <w:szCs w:val="24"/>
-        </w:rPr>
-        <w:t>Алилуя, алилуя, алилуя: Слава тобі, Боже!</w:t>
-      </w:r>
-      <w:r>
-        <w:rPr>
-          <w:rFonts w:ascii="Times New Roman" w:hAnsi="Times New Roman"/>
-          <w:i/>
-          <w:color w:val="000000"/>
-          <w:sz w:val="24"/>
-          <w:szCs w:val="24"/>
-        </w:rPr>
-        <w:t xml:space="preserve"> </w:t>
-      </w:r>
-      <w:r>
-        <w:rPr>
-          <w:rFonts w:ascii="Times New Roman" w:hAnsi="Times New Roman"/>
-          <w:i/>
-          <w:color w:val="FF0000"/>
-          <w:sz w:val="24"/>
-          <w:szCs w:val="24"/>
-        </w:rPr>
-        <w:t>(3 р.)</w:t>
-      </w:r>
-    </w:p>
-    <w:p>
-      <w:pPr>
-        <w:spacing w:after="120"/>
-        <w:jc w:val="both"/>
-        <w:rPr>
-          <w:rFonts w:ascii="Times New Roman" w:hAnsi="Times New Roman"/>
-          <w:color w:val="FF0000"/>
-          <w:sz w:val="24"/>
-          <w:szCs w:val="24"/>
-        </w:rPr>
-      </w:pPr>
-    </w:p>
-    <w:p>
-      <w:pPr>
-        <w:pStyle w:val="Heading3"/>
-        <w:spacing w:before="0" w:after="120"/>
-        <w:jc w:val="center"/>
-        <w:rPr>
-          <w:rFonts w:ascii="Times New Roman" w:hAnsi="Times New Roman"/>
-          <w:b/>
-          <w:i/>
-          <w:color w:val="FF0000"/>
-        </w:rPr>
-      </w:pPr>
-      <w:r>
-        <w:rPr>
-          <w:rFonts w:ascii="Times New Roman" w:hAnsi="Times New Roman"/>
-          <w:b/>
-          <w:i/>
-          <w:color w:val="FF0000"/>
-          <w:sz w:val="24"/>
-        </w:rPr>
-        <w:t>Єктенія за померлих</w:t>
-      </w:r>
-    </w:p>
-    <w:p>
-      <w:pPr>
-        <w:spacing w:after="120"/>
-        <w:jc w:val="both"/>
-        <w:rPr>
-          <w:rFonts w:ascii="Times New Roman" w:hAnsi="Times New Roman"/>
-          <w:i/>
-          <w:color w:val="000000"/>
-          <w:sz w:val="24"/>
-          <w:szCs w:val="24"/>
-        </w:rPr>
-      </w:pPr>
-      <w:r>
-        <w:rPr>
-          <w:rFonts w:ascii="Times New Roman" w:hAnsi="Times New Roman"/>
-          <w:i/>
-          <w:color w:val="FF0000"/>
-          <w:sz w:val="24"/>
-          <w:szCs w:val="24"/>
-        </w:rPr>
-        <w:t>Диякон:</w:t>
-      </w:r>
-      <w:r>
-        <w:rPr>
-          <w:rFonts w:ascii="Times New Roman" w:hAnsi="Times New Roman"/>
-          <w:color w:val="000000"/>
-          <w:sz w:val="24"/>
-          <w:szCs w:val="24"/>
-        </w:rPr>
-        <w:t xml:space="preserve"> Ще і ще в мирі Господеві помолімся.</w:t>
+        </w:rPr>
+        <w:t xml:space="preserve"> </w:t>
+      </w:r>
+      <w:r>
+        <w:rPr>
+          <w:rFonts w:ascii="Times New Roman" w:hAnsi="Times New Roman"/>
+          <w:sz w:val="24"/>
+          <w:szCs w:val="24"/>
+        </w:rPr>
+        <w:t>Господеві помолімся.</w:t>
       </w:r>
     </w:p>
     <w:p>
@@ -18027,275 +18029,7 @@
           <w:sz w:val="24"/>
           <w:szCs w:val="24"/>
         </w:rPr>
-        <w:t>Диякон:</w:t>
-      </w:r>
-      <w:r>
-        <w:rPr>
-          <w:rFonts w:ascii="Times New Roman" w:hAnsi="Times New Roman"/>
-          <w:color w:val="000000"/>
-          <w:sz w:val="24"/>
-          <w:szCs w:val="24"/>
-        </w:rPr>
-        <w:t xml:space="preserve"> </w:t>
-      </w:r>
-      <w:r>
-        <w:rPr>
-          <w:rFonts w:ascii="Times New Roman" w:hAnsi="Times New Roman"/>
-          <w:sz w:val="24"/>
-          <w:szCs w:val="24"/>
-        </w:rPr>
-        <w:t>Ще молимось за упокій душ померлих слуг Божих, і щоб проститися їм всякому прогрішенню, добровільному і недобровільному.</w:t>
-      </w:r>
-    </w:p>
-    <w:p>
-      <w:pPr>
-        <w:spacing w:after="120"/>
-        <w:jc w:val="both"/>
-        <w:rPr>
-          <w:rFonts w:ascii="Times New Roman" w:hAnsi="Times New Roman"/>
-          <w:sz w:val="24"/>
-          <w:szCs w:val="24"/>
-        </w:rPr>
-      </w:pPr>
-      <w:r>
-        <w:rPr>
-          <w:rFonts w:ascii="Times New Roman" w:hAnsi="Times New Roman"/>
-          <w:i/>
-          <w:color w:val="FF0000"/>
-          <w:sz w:val="24"/>
-          <w:szCs w:val="24"/>
-        </w:rPr>
-        <w:t>Вірні:</w:t>
-      </w:r>
-      <w:r>
-        <w:rPr>
-          <w:rFonts w:ascii="Times New Roman" w:hAnsi="Times New Roman"/>
-          <w:sz w:val="24"/>
-          <w:szCs w:val="24"/>
-        </w:rPr>
-        <w:t xml:space="preserve"> Господи, помилуй.</w:t>
-      </w:r>
-    </w:p>
-    <w:p>
-      <w:pPr>
-        <w:spacing w:after="120"/>
-        <w:jc w:val="both"/>
-        <w:rPr>
-          <w:rFonts w:ascii="Times New Roman" w:hAnsi="Times New Roman"/>
-          <w:sz w:val="24"/>
-          <w:szCs w:val="24"/>
-        </w:rPr>
-      </w:pPr>
-      <w:r>
-        <w:rPr>
-          <w:rFonts w:ascii="Times New Roman" w:hAnsi="Times New Roman"/>
-          <w:i/>
-          <w:color w:val="FF0000"/>
-          <w:sz w:val="24"/>
-          <w:szCs w:val="24"/>
-        </w:rPr>
-        <w:t>Диякон:</w:t>
-      </w:r>
-      <w:r>
-        <w:rPr>
-          <w:rFonts w:ascii="Times New Roman" w:hAnsi="Times New Roman"/>
-          <w:color w:val="000000"/>
-          <w:sz w:val="24"/>
-          <w:szCs w:val="24"/>
-        </w:rPr>
-        <w:t xml:space="preserve"> </w:t>
-      </w:r>
-      <w:r>
-        <w:rPr>
-          <w:rFonts w:ascii="Times New Roman" w:hAnsi="Times New Roman"/>
-          <w:sz w:val="24"/>
-          <w:szCs w:val="24"/>
-        </w:rPr>
-        <w:t>Щоб Господь Бог оселив душі їх, де праведні спочивають.</w:t>
-      </w:r>
-    </w:p>
-    <w:p>
-      <w:pPr>
-        <w:spacing w:after="120"/>
-        <w:jc w:val="both"/>
-        <w:rPr>
-          <w:rFonts w:ascii="Times New Roman" w:hAnsi="Times New Roman"/>
-          <w:sz w:val="24"/>
-          <w:szCs w:val="24"/>
-        </w:rPr>
-      </w:pPr>
-      <w:r>
-        <w:rPr>
-          <w:rFonts w:ascii="Times New Roman" w:hAnsi="Times New Roman"/>
-          <w:i/>
-          <w:color w:val="FF0000"/>
-          <w:sz w:val="24"/>
-          <w:szCs w:val="24"/>
-        </w:rPr>
-        <w:t>Вірні:</w:t>
-      </w:r>
-      <w:r>
-        <w:rPr>
-          <w:rFonts w:ascii="Times New Roman" w:hAnsi="Times New Roman"/>
-          <w:sz w:val="24"/>
-          <w:szCs w:val="24"/>
-        </w:rPr>
-        <w:t xml:space="preserve"> Господи, помилуй.</w:t>
-      </w:r>
-    </w:p>
-    <w:p>
-      <w:pPr>
-        <w:spacing w:after="120"/>
-        <w:jc w:val="both"/>
-        <w:rPr>
-          <w:rFonts w:ascii="Times New Roman" w:hAnsi="Times New Roman"/>
-          <w:sz w:val="24"/>
-          <w:szCs w:val="24"/>
-        </w:rPr>
-      </w:pPr>
-      <w:r>
-        <w:rPr>
-          <w:rFonts w:ascii="Times New Roman" w:hAnsi="Times New Roman"/>
-          <w:i/>
-          <w:color w:val="FF0000"/>
-          <w:sz w:val="24"/>
-          <w:szCs w:val="24"/>
-        </w:rPr>
-        <w:t>Диякон:</w:t>
-      </w:r>
-      <w:r>
-        <w:rPr>
-          <w:rFonts w:ascii="Times New Roman" w:hAnsi="Times New Roman"/>
-          <w:color w:val="000000"/>
-          <w:sz w:val="24"/>
-          <w:szCs w:val="24"/>
-        </w:rPr>
-        <w:t xml:space="preserve"> </w:t>
-      </w:r>
-      <w:r>
-        <w:rPr>
-          <w:rFonts w:ascii="Times New Roman" w:hAnsi="Times New Roman"/>
-          <w:sz w:val="24"/>
-          <w:szCs w:val="24"/>
-        </w:rPr>
-        <w:t>Милости Божої, царства небесного і відпущення гріхів їх, у Христа, безсмертного царя і Бога нашого, просім.</w:t>
-      </w:r>
-    </w:p>
-    <w:p>
-      <w:pPr>
-        <w:spacing w:after="120"/>
-        <w:jc w:val="both"/>
-        <w:rPr>
-          <w:rFonts w:ascii="Times New Roman" w:hAnsi="Times New Roman"/>
-          <w:sz w:val="24"/>
-          <w:szCs w:val="24"/>
-        </w:rPr>
-      </w:pPr>
-      <w:r>
-        <w:rPr>
-          <w:rFonts w:ascii="Times New Roman" w:hAnsi="Times New Roman"/>
-          <w:i/>
-          <w:color w:val="FF0000"/>
-          <w:sz w:val="24"/>
-          <w:szCs w:val="24"/>
-        </w:rPr>
-        <w:t>Вірні:</w:t>
-      </w:r>
-      <w:r>
-        <w:rPr>
-          <w:rFonts w:ascii="Times New Roman" w:hAnsi="Times New Roman"/>
-          <w:sz w:val="24"/>
-          <w:szCs w:val="24"/>
-        </w:rPr>
-        <w:t xml:space="preserve"> Подай, Господи.</w:t>
-      </w:r>
-    </w:p>
-    <w:p>
-      <w:pPr>
-        <w:spacing w:after="120"/>
-        <w:jc w:val="both"/>
-        <w:rPr>
-          <w:rFonts w:ascii="Times New Roman" w:hAnsi="Times New Roman"/>
-          <w:sz w:val="24"/>
-          <w:szCs w:val="24"/>
-        </w:rPr>
-      </w:pPr>
-      <w:r>
-        <w:rPr>
-          <w:rFonts w:ascii="Times New Roman" w:hAnsi="Times New Roman"/>
-          <w:i/>
-          <w:color w:val="FF0000"/>
-          <w:sz w:val="24"/>
-          <w:szCs w:val="24"/>
-        </w:rPr>
-        <w:t>Диякон:</w:t>
-      </w:r>
-      <w:r>
-        <w:rPr>
-          <w:rFonts w:ascii="Times New Roman" w:hAnsi="Times New Roman"/>
-          <w:color w:val="000000"/>
-          <w:sz w:val="24"/>
-          <w:szCs w:val="24"/>
-        </w:rPr>
-        <w:t xml:space="preserve"> </w:t>
-      </w:r>
-      <w:r>
-        <w:rPr>
-          <w:rFonts w:ascii="Times New Roman" w:hAnsi="Times New Roman"/>
-          <w:sz w:val="24"/>
-          <w:szCs w:val="24"/>
-        </w:rPr>
-        <w:t>Господеві помолімся.</w:t>
-      </w:r>
-    </w:p>
-    <w:p>
-      <w:pPr>
-        <w:spacing w:after="120"/>
-        <w:jc w:val="both"/>
-        <w:rPr>
-          <w:rFonts w:ascii="Times New Roman" w:hAnsi="Times New Roman"/>
-          <w:sz w:val="24"/>
-          <w:szCs w:val="24"/>
-        </w:rPr>
-      </w:pPr>
-      <w:r>
-        <w:rPr>
-          <w:rFonts w:ascii="Times New Roman" w:hAnsi="Times New Roman"/>
-          <w:i/>
-          <w:color w:val="FF0000"/>
-          <w:sz w:val="24"/>
-          <w:szCs w:val="24"/>
-        </w:rPr>
-        <w:t>Вірні:</w:t>
-      </w:r>
-      <w:r>
-        <w:rPr>
-          <w:rFonts w:ascii="Times New Roman" w:hAnsi="Times New Roman"/>
-          <w:sz w:val="24"/>
-          <w:szCs w:val="24"/>
-        </w:rPr>
-        <w:t xml:space="preserve"> Господи, помилуй.</w:t>
-      </w:r>
-    </w:p>
-    <w:p>
-      <w:pPr>
-        <w:spacing w:after="120"/>
-        <w:jc w:val="both"/>
-        <w:rPr>
-          <w:rFonts w:ascii="Times New Roman" w:hAnsi="Times New Roman"/>
-          <w:sz w:val="24"/>
-          <w:szCs w:val="24"/>
-        </w:rPr>
-      </w:pPr>
-      <w:r>
-        <w:rPr>
-          <w:rFonts w:ascii="Times New Roman" w:hAnsi="Times New Roman"/>
-          <w:i/>
-          <w:color w:val="FF0000"/>
-          <w:sz w:val="24"/>
-          <w:szCs w:val="24"/>
-        </w:rPr>
-        <w:t>Священик:</w:t>
+        <w:t>Священник:</w:t>
       </w:r>
       <w:r>
         <w:rPr>
@@ -20999,7 +20733,7 @@
           <w:sz w:val="24"/>
           <w:u w:val="single"/>
         </w:rPr>
-        <w:t>[</w:t>
+        <w:t>[Боже, Боже наш! Ти сотворив розумні й духовні сили Своєю волею. Тебе просимо й Тобі молимося: Прийми наші посильні величання з усіма Твоїми творіннями і збагати щедрими даруваннями Твоєї ласки. Бо перед Тобою згинається всяке коліно: на небі, на землі й п</w:t>
       </w:r>
       <w:r>
         <w:rPr>
@@ -21007,52 +20741,28 @@
           <w:sz w:val="24"/>
           <w:u w:val="single"/>
         </w:rPr>
-        <w:t xml:space="preserve">Боже, Боже наш! Ти сотворив розумні й духовні сили </w:t>
-      </w:r>
-      <w:r>
-        <w:rPr>
-          <w:rFonts w:ascii="Times New Roman" w:hAnsi="Times New Roman"/>
-          <w:sz w:val="24"/>
-          <w:u w:val="single"/>
-        </w:rPr>
-        <w:t>С</w:t>
-      </w:r>
-      <w:r>
-        <w:rPr>
-          <w:rFonts w:ascii="Times New Roman" w:hAnsi="Times New Roman"/>
-          <w:sz w:val="24"/>
-          <w:u w:val="single"/>
-        </w:rPr>
-        <w:t>воєю волею. Тебе просимо й Тобі молимося: Прийми наші посильні величання з усіма Твоїми творіннями і збагати щедрими даруваннями Твоєї ласки. Бо перед Тобою згинається всяке коліно: на небі, на землі й під землею, і все, що живе, і все створіння оспівує неосяжну Твою славу, бо Ти Бог правдивий і вельми милостивий</w:t>
-      </w:r>
-      <w:r>
-        <w:rPr>
-          <w:rFonts w:ascii="Times New Roman" w:hAnsi="Times New Roman"/>
-          <w:sz w:val="24"/>
-          <w:u w:val="single"/>
-        </w:rPr>
-        <w:t>.]</w:t>
-      </w:r>
-    </w:p>
-    <w:p>
-      <w:pPr>
-        <w:spacing w:after="120"/>
-        <w:jc w:val="both"/>
-        <w:rPr>
-          <w:rFonts w:ascii="Times New Roman" w:hAnsi="Times New Roman"/>
-          <w:sz w:val="24"/>
-          <w:szCs w:val="24"/>
-        </w:rPr>
-      </w:pPr>
-      <w:r>
-        <w:rPr>
-          <w:rFonts w:ascii="Times New Roman" w:hAnsi="Times New Roman"/>
-          <w:i/>
-          <w:color w:val="FF0000"/>
-          <w:sz w:val="24"/>
-          <w:szCs w:val="24"/>
-        </w:rPr>
-        <w:t xml:space="preserve">Священик: </w:t>
+        <w:t>ід землею, і все, що живе, і все створіння оспівує неосяжну Твою славу, бо Ти Бог правдивий і вельми милостивий.]</w:t>
+      </w:r>
+    </w:p>
+    <w:p>
+      <w:pPr>
+        <w:spacing w:after="120"/>
+        <w:jc w:val="both"/>
+        <w:rPr>
+          <w:rFonts w:ascii="Times New Roman" w:hAnsi="Times New Roman"/>
+          <w:sz w:val="24"/>
+          <w:szCs w:val="24"/>
+        </w:rPr>
+      </w:pPr>
+      <w:r>
+        <w:rPr>
+          <w:rFonts w:ascii="Times New Roman" w:hAnsi="Times New Roman"/>
+          <w:i/>
+          <w:color w:val="FF0000"/>
+          <w:sz w:val="24"/>
+          <w:szCs w:val="24"/>
+        </w:rPr>
+        <w:t xml:space="preserve">Священник: </w:t>
       </w:r>
       <w:r>
         <w:rPr>
@@ -21896,7 +21606,7 @@
           <w:sz w:val="24"/>
           <w:szCs w:val="24"/>
         </w:rPr>
-        <w:t>Священик</w:t>
+        <w:t>Священник</w:t>
       </w:r>
       <w:r>
         <w:rPr>
@@ -21954,7 +21664,7 @@
           <w:sz w:val="24"/>
           <w:szCs w:val="24"/>
         </w:rPr>
-        <w:t>Священик:</w:t>
+        <w:t>Священник:</w:t>
       </w:r>
       <w:r>
         <w:rPr>
@@ -22797,7 +22507,7 @@
           <w:color w:val="FF0000"/>
           <w:sz w:val="24"/>
         </w:rPr>
-        <w:t>Священик:</w:t>
+        <w:t>Священник:</w:t>
       </w:r>
       <w:r>
         <w:rPr>
@@ -22872,7 +22582,7 @@
           <w:sz w:val="24"/>
           <w:szCs w:val="24"/>
         </w:rPr>
-        <w:t>Священик:</w:t>
+        <w:t>Священник:</w:t>
       </w:r>
       <w:r>
         <w:rPr>
@@ -22996,7 +22706,7 @@
           <w:sz w:val="24"/>
           <w:szCs w:val="24"/>
         </w:rPr>
-        <w:t>Священик читає</w:t>
+        <w:t>Священник читає</w:t>
       </w:r>
       <w:r>
         <w:rPr>
@@ -24285,7 +23995,7 @@
           <w:sz w:val="24"/>
           <w:szCs w:val="24"/>
         </w:rPr>
-        <w:t>Священик:</w:t>
+        <w:t>Священник:</w:t>
       </w:r>
       <w:r>
         <w:rPr>
@@ -24361,7 +24071,7 @@
           <w:sz w:val="24"/>
           <w:szCs w:val="24"/>
         </w:rPr>
-        <w:t>Священик:</w:t>
+        <w:t>Священник:</w:t>
       </w:r>
       <w:r>
         <w:rPr>
@@ -24422,7 +24132,7 @@
           <w:color w:val="FF0000"/>
           <w:sz w:val="24"/>
         </w:rPr>
-        <w:t>Священик:</w:t>
+        <w:t>Священник:</w:t>
       </w:r>
       <w:r>
         <w:rPr>
@@ -24523,7 +24233,7 @@
           <w:sz w:val="24"/>
           <w:szCs w:val="24"/>
         </w:rPr>
-        <w:t>Священик:</w:t>
+        <w:t>Священник:</w:t>
       </w:r>
       <w:r>
         <w:rPr>
